--- a/src/content/poetry/06-v-otvet-na-nevybrannuyu-dorogu-roberta-frosta/ru.docx
+++ b/src/content/poetry/06-v-otvet-na-nevybrannuyu-dorogu-roberta-frosta/ru.docx
@@ -7,7 +7,11 @@
         <w:pStyle w:val="ad"/>
       </w:pPr>
       <w:r>
-        <w:t>В ответ на «Невыбранную дорогу» Роберта Фроста</w:t>
+        <w:rPr>
+          <w:bCs/>
+          <w:b/>
+        </w:rPr>
+        <w:t xml:space="preserve">В ответ на «Невыбранную дорогу» Роберта Фроста</w:t>
       </w:r>
     </w:p>
     <w:p>
@@ -667,12 +671,6 @@
       <w:r>
         <w:br/>
         <w:t>глядит на мир нездешними глазами.</w:t>
-      </w:r>
-    </w:p>
-    <w:p>
-      <w:r>
-        <w:lastRenderedPageBreak/>
-        <w:t>13.03.2026</w:t>
       </w:r>
     </w:p>
     <w:p/>
@@ -790,7 +788,22 @@
         <w:t xml:space="preserve">And that has made all the difference. </w:t>
       </w:r>
     </w:p>
-    <w:p/>
+    <w:p>
+      <w:pPr>
+        <w:spacing w:before="200"/>
+        <w:rPr>
+          <w:i/>
+          <w:iCs/>
+        </w:rPr>
+      </w:pPr>
+      <w:r>
+        <w:rPr>
+          <w:i/>
+          <w:iCs/>
+        </w:rPr>
+        <w:t xml:space="preserve">13.03.2026, Сергей Панкратиус</w:t>
+      </w:r>
+    </w:p>
     <w:sectPr>
       <w:pgSz w:w="11906" w:h="16838"/>
       <w:pgMar w:top="1134" w:right="850" w:bottom="1134" w:left="1701" w:header="708" w:footer="708" w:gutter="0"/>
